--- a/00-首页/题组Word/第一轮习题集-学生版/第一轮化学原理-化学平衡习题集.docx
+++ b/00-首页/题组Word/第一轮习题集-学生版/第一轮化学原理-化学平衡习题集.docx
@@ -1996,23 +1996,6 @@
     </w:p>
     <w:p>
       <w:pPr>
-        <w:pStyle w:val="BlockText"/>
-      </w:pPr>
-      <w:r>
-        <w:rPr>
-          <w:rFonts w:hint="eastAsia" w:ascii="Times New Roman" w:hAnsi="Times New Roman" w:eastAsia="FangSong" w:cs="Times New Roman"/>
-        </w:rPr>
-        <w:t>原题</w:t>
-      </w:r>
-      <w:r>
-        <w:rPr>
-          <w:rFonts w:hint="eastAsia" w:ascii="Times New Roman" w:hAnsi="Times New Roman" w:eastAsia="Times New Roman" w:cs="Times New Roman"/>
-        </w:rPr>
-        <w:t>：06-03</w:t>
-      </w:r>
-    </w:p>
-    <w:p>
-      <w:pPr>
         <w:pStyle w:val="FirstParagraph"/>
       </w:pPr>
       <w:r>
@@ -5663,23 +5646,6 @@
           <w:rFonts w:hint="eastAsia" w:ascii="Times New Roman" w:hAnsi="Times New Roman" w:eastAsia="Times New Roman" w:cs="Times New Roman"/>
         </w:rPr>
         <w:t>]</w:t>
-      </w:r>
-    </w:p>
-    <w:p>
-      <w:pPr>
-        <w:pStyle w:val="BlockText"/>
-      </w:pPr>
-      <w:r>
-        <w:rPr>
-          <w:rFonts w:hint="eastAsia" w:ascii="Times New Roman" w:hAnsi="Times New Roman" w:eastAsia="FangSong" w:cs="Times New Roman"/>
-        </w:rPr>
-        <w:t>原题</w:t>
-      </w:r>
-      <w:r>
-        <w:rPr>
-          <w:rFonts w:hint="eastAsia" w:ascii="Times New Roman" w:hAnsi="Times New Roman" w:eastAsia="Times New Roman" w:cs="Times New Roman"/>
-        </w:rPr>
-        <w:t>：06-13</w:t>
       </w:r>
     </w:p>
     <w:p>
@@ -6460,23 +6426,6 @@
     </w:p>
     <w:p>
       <w:pPr>
-        <w:pStyle w:val="BlockText"/>
-      </w:pPr>
-      <w:r>
-        <w:rPr>
-          <w:rFonts w:hint="eastAsia" w:ascii="Times New Roman" w:hAnsi="Times New Roman" w:eastAsia="FangSong" w:cs="Times New Roman"/>
-        </w:rPr>
-        <w:t>原题</w:t>
-      </w:r>
-      <w:r>
-        <w:rPr>
-          <w:rFonts w:hint="eastAsia" w:ascii="Times New Roman" w:hAnsi="Times New Roman" w:eastAsia="Times New Roman" w:cs="Times New Roman"/>
-        </w:rPr>
-        <w:t>：06-15</w:t>
-      </w:r>
-    </w:p>
-    <w:p>
-      <w:pPr>
         <w:pStyle w:val="FirstParagraph"/>
         <w:spacing w:after="80"/>
       </w:pPr>
@@ -7052,23 +7001,6 @@
     </w:p>
     <w:p>
       <w:pPr>
-        <w:pStyle w:val="BlockText"/>
-      </w:pPr>
-      <w:r>
-        <w:rPr>
-          <w:rFonts w:hint="eastAsia" w:ascii="Times New Roman" w:hAnsi="Times New Roman" w:eastAsia="FangSong" w:cs="Times New Roman"/>
-        </w:rPr>
-        <w:t>原题</w:t>
-      </w:r>
-      <w:r>
-        <w:rPr>
-          <w:rFonts w:hint="eastAsia" w:ascii="Times New Roman" w:hAnsi="Times New Roman" w:eastAsia="Times New Roman" w:cs="Times New Roman"/>
-        </w:rPr>
-        <w:t>：06-01</w:t>
-      </w:r>
-    </w:p>
-    <w:p>
-      <w:pPr>
         <w:pStyle w:val="FirstParagraph"/>
       </w:pPr>
       <w:r>
@@ -7996,23 +7928,6 @@
           <w:rFonts w:hint="eastAsia" w:ascii="Times New Roman" w:hAnsi="Times New Roman" w:eastAsia="Times New Roman" w:cs="Times New Roman"/>
         </w:rPr>
         <w:t>]</w:t>
-      </w:r>
-    </w:p>
-    <w:p>
-      <w:pPr>
-        <w:pStyle w:val="BlockText"/>
-      </w:pPr>
-      <w:r>
-        <w:rPr>
-          <w:rFonts w:hint="eastAsia" w:ascii="Times New Roman" w:hAnsi="Times New Roman" w:eastAsia="FangSong" w:cs="Times New Roman"/>
-        </w:rPr>
-        <w:t>原题</w:t>
-      </w:r>
-      <w:r>
-        <w:rPr>
-          <w:rFonts w:hint="eastAsia" w:ascii="Times New Roman" w:hAnsi="Times New Roman" w:eastAsia="Times New Roman" w:cs="Times New Roman"/>
-        </w:rPr>
-        <w:t>：06-02</w:t>
       </w:r>
     </w:p>
     <w:p>
@@ -8878,23 +8793,6 @@
     </w:p>
     <w:p>
       <w:pPr>
-        <w:pStyle w:val="BlockText"/>
-      </w:pPr>
-      <w:r>
-        <w:rPr>
-          <w:rFonts w:hint="eastAsia" w:ascii="Times New Roman" w:hAnsi="Times New Roman" w:eastAsia="FangSong" w:cs="Times New Roman"/>
-        </w:rPr>
-        <w:t>原题</w:t>
-      </w:r>
-      <w:r>
-        <w:rPr>
-          <w:rFonts w:hint="eastAsia" w:ascii="Times New Roman" w:hAnsi="Times New Roman" w:eastAsia="Times New Roman" w:cs="Times New Roman"/>
-        </w:rPr>
-        <w:t>：06-04</w:t>
-      </w:r>
-    </w:p>
-    <w:p>
-      <w:pPr>
         <w:pStyle w:val="FirstParagraph"/>
       </w:pPr>
       <w:r>
@@ -9577,23 +9475,6 @@
           <w:rFonts w:hint="eastAsia" w:ascii="Times New Roman" w:hAnsi="Times New Roman" w:eastAsia="Times New Roman" w:cs="Times New Roman"/>
         </w:rPr>
         <w:t>]</w:t>
-      </w:r>
-    </w:p>
-    <w:p>
-      <w:pPr>
-        <w:pStyle w:val="BlockText"/>
-      </w:pPr>
-      <w:r>
-        <w:rPr>
-          <w:rFonts w:hint="eastAsia" w:ascii="Times New Roman" w:hAnsi="Times New Roman" w:eastAsia="FangSong" w:cs="Times New Roman"/>
-        </w:rPr>
-        <w:t>原题</w:t>
-      </w:r>
-      <w:r>
-        <w:rPr>
-          <w:rFonts w:hint="eastAsia" w:ascii="Times New Roman" w:hAnsi="Times New Roman" w:eastAsia="Times New Roman" w:cs="Times New Roman"/>
-        </w:rPr>
-        <w:t>：06-09</w:t>
       </w:r>
     </w:p>
     <w:p>
@@ -10171,23 +10052,6 @@
           <w:rFonts w:hint="eastAsia" w:ascii="Times New Roman" w:hAnsi="Times New Roman" w:eastAsia="Times New Roman" w:cs="Times New Roman"/>
         </w:rPr>
         <w:t>]</w:t>
-      </w:r>
-    </w:p>
-    <w:p>
-      <w:pPr>
-        <w:pStyle w:val="BlockText"/>
-      </w:pPr>
-      <w:r>
-        <w:rPr>
-          <w:rFonts w:hint="eastAsia" w:ascii="Times New Roman" w:hAnsi="Times New Roman" w:eastAsia="FangSong" w:cs="Times New Roman"/>
-        </w:rPr>
-        <w:t>原题</w:t>
-      </w:r>
-      <w:r>
-        <w:rPr>
-          <w:rFonts w:hint="eastAsia" w:ascii="Times New Roman" w:hAnsi="Times New Roman" w:eastAsia="Times New Roman" w:cs="Times New Roman"/>
-        </w:rPr>
-        <w:t>：06-29</w:t>
       </w:r>
     </w:p>
     <w:p>
@@ -14443,23 +14307,6 @@
           <w:rFonts w:hint="eastAsia" w:ascii="Times New Roman" w:hAnsi="Times New Roman" w:eastAsia="Times New Roman" w:cs="Times New Roman"/>
         </w:rPr>
         <w:t>]</w:t>
-      </w:r>
-    </w:p>
-    <w:p>
-      <w:pPr>
-        <w:pStyle w:val="BlockText"/>
-      </w:pPr>
-      <w:r>
-        <w:rPr>
-          <w:rFonts w:hint="eastAsia" w:ascii="Times New Roman" w:hAnsi="Times New Roman" w:eastAsia="FangSong" w:cs="Times New Roman"/>
-        </w:rPr>
-        <w:t>原题</w:t>
-      </w:r>
-      <w:r>
-        <w:rPr>
-          <w:rFonts w:hint="eastAsia" w:ascii="Times New Roman" w:hAnsi="Times New Roman" w:eastAsia="Times New Roman" w:cs="Times New Roman"/>
-        </w:rPr>
-        <w:t>：06-24</w:t>
       </w:r>
     </w:p>
     <w:p>
@@ -28748,71 +28595,6 @@
     </w:p>
     <w:p>
       <w:pPr>
-        <w:pStyle w:val="BlockText"/>
-      </w:pPr>
-      <w:r>
-        <w:rPr>
-          <w:rFonts w:hint="eastAsia" w:ascii="Times New Roman" w:hAnsi="Times New Roman" w:eastAsia="FangSong" w:cs="Times New Roman"/>
-        </w:rPr>
-        <w:t>原题</w:t>
-      </w:r>
-      <w:r>
-        <w:rPr>
-          <w:rFonts w:hint="eastAsia" w:ascii="Times New Roman" w:hAnsi="Times New Roman" w:eastAsia="Times New Roman" w:cs="Times New Roman"/>
-        </w:rPr>
-        <w:t>：</w:t>
-      </w:r>
-      <w:r>
-        <w:rPr>
-          <w:rFonts w:hint="eastAsia" w:ascii="Times New Roman" w:hAnsi="Times New Roman" w:eastAsia="FangSong" w:cs="Times New Roman"/>
-        </w:rPr>
-        <w:t>题</w:t>
-      </w:r>
-      <w:r>
-        <w:rPr>
-          <w:rFonts w:hint="eastAsia" w:ascii="Times New Roman" w:hAnsi="Times New Roman" w:eastAsia="Times New Roman" w:cs="Times New Roman"/>
-        </w:rPr>
-        <w:t>-055-</w:t>
-      </w:r>
-      <w:r>
-        <w:rPr>
-          <w:rFonts w:hint="eastAsia" w:ascii="Times New Roman" w:hAnsi="Times New Roman" w:eastAsia="FangSong" w:cs="Times New Roman"/>
-        </w:rPr>
-        <w:t>上海中学</w:t>
-      </w:r>
-      <w:r>
-        <w:rPr>
-          <w:rFonts w:hint="eastAsia" w:ascii="Times New Roman" w:hAnsi="Times New Roman" w:eastAsia="Times New Roman" w:cs="Times New Roman"/>
-        </w:rPr>
-        <w:t>-</w:t>
-      </w:r>
-      <w:r>
-        <w:rPr>
-          <w:rFonts w:hint="eastAsia" w:ascii="Times New Roman" w:hAnsi="Times New Roman" w:eastAsia="FangSong" w:cs="Times New Roman"/>
-        </w:rPr>
-        <w:t>化学平衡</w:t>
-      </w:r>
-      <w:r>
-        <w:rPr>
-          <w:rFonts w:hint="eastAsia" w:ascii="Times New Roman" w:hAnsi="Times New Roman" w:eastAsia="Times New Roman" w:cs="Times New Roman"/>
-        </w:rPr>
-        <w:t>-</w:t>
-      </w:r>
-      <w:r>
-        <w:rPr>
-          <w:rFonts w:hint="eastAsia" w:ascii="Times New Roman" w:hAnsi="Times New Roman" w:eastAsia="FangSong" w:cs="Times New Roman"/>
-        </w:rPr>
-        <w:t>习题</w:t>
-      </w:r>
-      <w:r>
-        <w:rPr>
-          <w:rFonts w:hint="eastAsia" w:ascii="Times New Roman" w:hAnsi="Times New Roman" w:eastAsia="Times New Roman" w:cs="Times New Roman"/>
-        </w:rPr>
-        <w:t>4</w:t>
-      </w:r>
-    </w:p>
-    <w:p>
-      <w:pPr>
         <w:pStyle w:val="FirstParagraph"/>
       </w:pPr>
       <w:r>
@@ -30462,71 +30244,6 @@
     </w:p>
     <w:p>
       <w:pPr>
-        <w:pStyle w:val="BlockText"/>
-      </w:pPr>
-      <w:r>
-        <w:rPr>
-          <w:rFonts w:hint="eastAsia" w:ascii="Times New Roman" w:hAnsi="Times New Roman" w:eastAsia="FangSong" w:cs="Times New Roman"/>
-        </w:rPr>
-        <w:t>原题</w:t>
-      </w:r>
-      <w:r>
-        <w:rPr>
-          <w:rFonts w:hint="eastAsia" w:ascii="Times New Roman" w:hAnsi="Times New Roman" w:eastAsia="Times New Roman" w:cs="Times New Roman"/>
-        </w:rPr>
-        <w:t>：</w:t>
-      </w:r>
-      <w:r>
-        <w:rPr>
-          <w:rFonts w:hint="eastAsia" w:ascii="Times New Roman" w:hAnsi="Times New Roman" w:eastAsia="FangSong" w:cs="Times New Roman"/>
-        </w:rPr>
-        <w:t>题</w:t>
-      </w:r>
-      <w:r>
-        <w:rPr>
-          <w:rFonts w:hint="eastAsia" w:ascii="Times New Roman" w:hAnsi="Times New Roman" w:eastAsia="Times New Roman" w:cs="Times New Roman"/>
-        </w:rPr>
-        <w:t>-055-</w:t>
-      </w:r>
-      <w:r>
-        <w:rPr>
-          <w:rFonts w:hint="eastAsia" w:ascii="Times New Roman" w:hAnsi="Times New Roman" w:eastAsia="FangSong" w:cs="Times New Roman"/>
-        </w:rPr>
-        <w:t>上海中学</w:t>
-      </w:r>
-      <w:r>
-        <w:rPr>
-          <w:rFonts w:hint="eastAsia" w:ascii="Times New Roman" w:hAnsi="Times New Roman" w:eastAsia="Times New Roman" w:cs="Times New Roman"/>
-        </w:rPr>
-        <w:t>-</w:t>
-      </w:r>
-      <w:r>
-        <w:rPr>
-          <w:rFonts w:hint="eastAsia" w:ascii="Times New Roman" w:hAnsi="Times New Roman" w:eastAsia="FangSong" w:cs="Times New Roman"/>
-        </w:rPr>
-        <w:t>化学平衡</w:t>
-      </w:r>
-      <w:r>
-        <w:rPr>
-          <w:rFonts w:hint="eastAsia" w:ascii="Times New Roman" w:hAnsi="Times New Roman" w:eastAsia="Times New Roman" w:cs="Times New Roman"/>
-        </w:rPr>
-        <w:t>-</w:t>
-      </w:r>
-      <w:r>
-        <w:rPr>
-          <w:rFonts w:hint="eastAsia" w:ascii="Times New Roman" w:hAnsi="Times New Roman" w:eastAsia="FangSong" w:cs="Times New Roman"/>
-        </w:rPr>
-        <w:t>习题</w:t>
-      </w:r>
-      <w:r>
-        <w:rPr>
-          <w:rFonts w:hint="eastAsia" w:ascii="Times New Roman" w:hAnsi="Times New Roman" w:eastAsia="Times New Roman" w:cs="Times New Roman"/>
-        </w:rPr>
-        <w:t>6</w:t>
-      </w:r>
-    </w:p>
-    <w:p>
-      <w:pPr>
         <w:pStyle w:val="FirstParagraph"/>
       </w:pPr>
       <w:r>
@@ -31724,71 +31441,6 @@
           <w:rFonts w:hint="eastAsia" w:ascii="Times New Roman" w:hAnsi="Times New Roman" w:eastAsia="Times New Roman" w:cs="Times New Roman"/>
         </w:rPr>
         <w:t>]</w:t>
-      </w:r>
-    </w:p>
-    <w:p>
-      <w:pPr>
-        <w:pStyle w:val="BlockText"/>
-      </w:pPr>
-      <w:r>
-        <w:rPr>
-          <w:rFonts w:hint="eastAsia" w:ascii="Times New Roman" w:hAnsi="Times New Roman" w:eastAsia="FangSong" w:cs="Times New Roman"/>
-        </w:rPr>
-        <w:t>原题</w:t>
-      </w:r>
-      <w:r>
-        <w:rPr>
-          <w:rFonts w:hint="eastAsia" w:ascii="Times New Roman" w:hAnsi="Times New Roman" w:eastAsia="Times New Roman" w:cs="Times New Roman"/>
-        </w:rPr>
-        <w:t>：</w:t>
-      </w:r>
-      <w:r>
-        <w:rPr>
-          <w:rFonts w:hint="eastAsia" w:ascii="Times New Roman" w:hAnsi="Times New Roman" w:eastAsia="FangSong" w:cs="Times New Roman"/>
-        </w:rPr>
-        <w:t>题</w:t>
-      </w:r>
-      <w:r>
-        <w:rPr>
-          <w:rFonts w:hint="eastAsia" w:ascii="Times New Roman" w:hAnsi="Times New Roman" w:eastAsia="Times New Roman" w:cs="Times New Roman"/>
-        </w:rPr>
-        <w:t>-055-</w:t>
-      </w:r>
-      <w:r>
-        <w:rPr>
-          <w:rFonts w:hint="eastAsia" w:ascii="Times New Roman" w:hAnsi="Times New Roman" w:eastAsia="FangSong" w:cs="Times New Roman"/>
-        </w:rPr>
-        <w:t>上海中学</w:t>
-      </w:r>
-      <w:r>
-        <w:rPr>
-          <w:rFonts w:hint="eastAsia" w:ascii="Times New Roman" w:hAnsi="Times New Roman" w:eastAsia="Times New Roman" w:cs="Times New Roman"/>
-        </w:rPr>
-        <w:t>-</w:t>
-      </w:r>
-      <w:r>
-        <w:rPr>
-          <w:rFonts w:hint="eastAsia" w:ascii="Times New Roman" w:hAnsi="Times New Roman" w:eastAsia="FangSong" w:cs="Times New Roman"/>
-        </w:rPr>
-        <w:t>化学平衡</w:t>
-      </w:r>
-      <w:r>
-        <w:rPr>
-          <w:rFonts w:hint="eastAsia" w:ascii="Times New Roman" w:hAnsi="Times New Roman" w:eastAsia="Times New Roman" w:cs="Times New Roman"/>
-        </w:rPr>
-        <w:t>-</w:t>
-      </w:r>
-      <w:r>
-        <w:rPr>
-          <w:rFonts w:hint="eastAsia" w:ascii="Times New Roman" w:hAnsi="Times New Roman" w:eastAsia="FangSong" w:cs="Times New Roman"/>
-        </w:rPr>
-        <w:t>习题</w:t>
-      </w:r>
-      <w:r>
-        <w:rPr>
-          <w:rFonts w:hint="eastAsia" w:ascii="Times New Roman" w:hAnsi="Times New Roman" w:eastAsia="Times New Roman" w:cs="Times New Roman"/>
-        </w:rPr>
-        <w:t>8</w:t>
       </w:r>
     </w:p>
     <w:p>
@@ -35227,71 +34879,6 @@
     </w:p>
     <w:p>
       <w:pPr>
-        <w:pStyle w:val="BlockText"/>
-      </w:pPr>
-      <w:r>
-        <w:rPr>
-          <w:rFonts w:hint="eastAsia" w:ascii="Times New Roman" w:hAnsi="Times New Roman" w:eastAsia="FangSong" w:cs="Times New Roman"/>
-        </w:rPr>
-        <w:t>原题</w:t>
-      </w:r>
-      <w:r>
-        <w:rPr>
-          <w:rFonts w:hint="eastAsia" w:ascii="Times New Roman" w:hAnsi="Times New Roman" w:eastAsia="Times New Roman" w:cs="Times New Roman"/>
-        </w:rPr>
-        <w:t>：</w:t>
-      </w:r>
-      <w:r>
-        <w:rPr>
-          <w:rFonts w:hint="eastAsia" w:ascii="Times New Roman" w:hAnsi="Times New Roman" w:eastAsia="FangSong" w:cs="Times New Roman"/>
-        </w:rPr>
-        <w:t>题</w:t>
-      </w:r>
-      <w:r>
-        <w:rPr>
-          <w:rFonts w:hint="eastAsia" w:ascii="Times New Roman" w:hAnsi="Times New Roman" w:eastAsia="Times New Roman" w:cs="Times New Roman"/>
-        </w:rPr>
-        <w:t>-</w:t>
-      </w:r>
-      <w:r>
-        <w:rPr>
-          <w:rFonts w:hint="eastAsia" w:ascii="Times New Roman" w:hAnsi="Times New Roman" w:eastAsia="FangSong" w:cs="Times New Roman"/>
-        </w:rPr>
-        <w:t>赵鑫光</w:t>
-      </w:r>
-      <w:r>
-        <w:rPr>
-          <w:rFonts w:hint="eastAsia" w:ascii="Times New Roman" w:hAnsi="Times New Roman" w:eastAsia="Times New Roman" w:cs="Times New Roman"/>
-        </w:rPr>
-        <w:t>-</w:t>
-      </w:r>
-      <w:r>
-        <w:rPr>
-          <w:rFonts w:hint="eastAsia" w:ascii="Times New Roman" w:hAnsi="Times New Roman" w:eastAsia="FangSong" w:cs="Times New Roman"/>
-        </w:rPr>
-        <w:t>动力学</w:t>
-      </w:r>
-      <w:r>
-        <w:rPr>
-          <w:rFonts w:hint="eastAsia" w:ascii="Times New Roman" w:hAnsi="Times New Roman" w:eastAsia="Times New Roman" w:cs="Times New Roman"/>
-        </w:rPr>
-        <w:t>-</w:t>
-      </w:r>
-      <w:r>
-        <w:rPr>
-          <w:rFonts w:hint="eastAsia" w:ascii="Times New Roman" w:hAnsi="Times New Roman" w:eastAsia="FangSong" w:cs="Times New Roman"/>
-        </w:rPr>
-        <w:t>习</w:t>
-      </w:r>
-      <w:r>
-        <w:rPr>
-          <w:rFonts w:hint="eastAsia" w:ascii="Times New Roman" w:hAnsi="Times New Roman" w:eastAsia="Times New Roman" w:cs="Times New Roman"/>
-        </w:rPr>
-        <w:t>16</w:t>
-      </w:r>
-    </w:p>
-    <w:p>
-      <w:pPr>
         <w:pStyle w:val="FirstParagraph"/>
       </w:pPr>
       <w:r>
@@ -36541,71 +36128,6 @@
           <w:rFonts w:hint="eastAsia" w:ascii="Times New Roman" w:hAnsi="Times New Roman" w:eastAsia="Times New Roman" w:cs="Times New Roman"/>
         </w:rPr>
         <w:t>]</w:t>
-      </w:r>
-    </w:p>
-    <w:p>
-      <w:pPr>
-        <w:pStyle w:val="BlockText"/>
-      </w:pPr>
-      <w:r>
-        <w:rPr>
-          <w:rFonts w:hint="eastAsia" w:ascii="Times New Roman" w:hAnsi="Times New Roman" w:eastAsia="FangSong" w:cs="Times New Roman"/>
-        </w:rPr>
-        <w:t>原题</w:t>
-      </w:r>
-      <w:r>
-        <w:rPr>
-          <w:rFonts w:hint="eastAsia" w:ascii="Times New Roman" w:hAnsi="Times New Roman" w:eastAsia="Times New Roman" w:cs="Times New Roman"/>
-        </w:rPr>
-        <w:t>：</w:t>
-      </w:r>
-      <w:r>
-        <w:rPr>
-          <w:rFonts w:hint="eastAsia" w:ascii="Times New Roman" w:hAnsi="Times New Roman" w:eastAsia="FangSong" w:cs="Times New Roman"/>
-        </w:rPr>
-        <w:t>题</w:t>
-      </w:r>
-      <w:r>
-        <w:rPr>
-          <w:rFonts w:hint="eastAsia" w:ascii="Times New Roman" w:hAnsi="Times New Roman" w:eastAsia="Times New Roman" w:cs="Times New Roman"/>
-        </w:rPr>
-        <w:t>-</w:t>
-      </w:r>
-      <w:r>
-        <w:rPr>
-          <w:rFonts w:hint="eastAsia" w:ascii="Times New Roman" w:hAnsi="Times New Roman" w:eastAsia="FangSong" w:cs="Times New Roman"/>
-        </w:rPr>
-        <w:t>赵鑫光</w:t>
-      </w:r>
-      <w:r>
-        <w:rPr>
-          <w:rFonts w:hint="eastAsia" w:ascii="Times New Roman" w:hAnsi="Times New Roman" w:eastAsia="Times New Roman" w:cs="Times New Roman"/>
-        </w:rPr>
-        <w:t>-</w:t>
-      </w:r>
-      <w:r>
-        <w:rPr>
-          <w:rFonts w:hint="eastAsia" w:ascii="Times New Roman" w:hAnsi="Times New Roman" w:eastAsia="FangSong" w:cs="Times New Roman"/>
-        </w:rPr>
-        <w:t>动力学</w:t>
-      </w:r>
-      <w:r>
-        <w:rPr>
-          <w:rFonts w:hint="eastAsia" w:ascii="Times New Roman" w:hAnsi="Times New Roman" w:eastAsia="Times New Roman" w:cs="Times New Roman"/>
-        </w:rPr>
-        <w:t>-</w:t>
-      </w:r>
-      <w:r>
-        <w:rPr>
-          <w:rFonts w:hint="eastAsia" w:ascii="Times New Roman" w:hAnsi="Times New Roman" w:eastAsia="FangSong" w:cs="Times New Roman"/>
-        </w:rPr>
-        <w:t>习</w:t>
-      </w:r>
-      <w:r>
-        <w:rPr>
-          <w:rFonts w:hint="eastAsia" w:ascii="Times New Roman" w:hAnsi="Times New Roman" w:eastAsia="Times New Roman" w:cs="Times New Roman"/>
-        </w:rPr>
-        <w:t>19</w:t>
       </w:r>
     </w:p>
     <w:p>

--- a/00-首页/题组Word/第一轮习题集-学生版/第一轮化学原理-化学平衡习题集.docx
+++ b/00-首页/题组Word/第一轮习题集-学生版/第一轮化学原理-化学平衡习题集.docx
@@ -3,161 +3,6 @@
 <w:document xmlns:w="http://schemas.openxmlformats.org/wordprocessingml/2006/main" xmlns:m="http://schemas.openxmlformats.org/officeDocument/2006/math" xmlns:r="http://schemas.openxmlformats.org/officeDocument/2006/relationships" xmlns:o="urn:schemas-microsoft-com:office:office" xmlns:v="urn:schemas-microsoft-com:vml" xmlns:w10="urn:schemas-microsoft-com:office:word" xmlns:a="http://schemas.openxmlformats.org/drawingml/2006/main" xmlns:pic="http://schemas.openxmlformats.org/drawingml/2006/picture" xmlns:wp="http://schemas.openxmlformats.org/drawingml/2006/wordprocessingDrawing">
   <w:body>
     <w:bookmarkStart w:id="74" w:name="第一轮化学原理化学平衡-习题集"/>
-    <w:p>
-      <w:pPr>
-        <w:spacing w:after="1800" w:before="1200" w:line="276" w:lineRule="auto"/>
-        <w:jc w:val="center"/>
-      </w:pPr>
-    </w:p>
-    <w:p>
-      <w:pPr>
-        <w:spacing w:after="320" w:before="0" w:line="276" w:lineRule="auto"/>
-        <w:jc w:val="center"/>
-      </w:pPr>
-      <w:r>
-        <w:rPr>
-          <w:rFonts w:ascii="Times New Roman" w:hAnsi="Times New Roman" w:eastAsia="SimHei" w:cs="Times New Roman"/>
-          <w:b/>
-          <w:color w:val="17324D"/>
-          <w:sz w:val="64"/>
-        </w:rPr>
-        <w:t>化学竞赛习题册</w:t>
-      </w:r>
-    </w:p>
-    <w:p>
-      <w:pPr>
-        <w:spacing w:after="120" w:before="0" w:line="276" w:lineRule="auto"/>
-        <w:jc w:val="center"/>
-      </w:pPr>
-      <w:r>
-        <w:rPr>
-          <w:rFonts w:ascii="Times New Roman" w:hAnsi="Times New Roman" w:eastAsia="Times New Roman" w:cs="Times New Roman"/>
-          <w:b w:val="0"/>
-          <w:color w:val="5B6975"/>
-          <w:sz w:val="32"/>
-        </w:rPr>
-        <w:t>student_build</w:t>
-      </w:r>
-    </w:p>
-    <w:p>
-      <w:pPr>
-        <w:spacing w:after="600" w:before="0" w:line="276" w:lineRule="auto"/>
-        <w:jc w:val="center"/>
-      </w:pPr>
-      <w:r>
-        <w:rPr>
-          <w:rFonts w:ascii="Times New Roman" w:hAnsi="Times New Roman" w:eastAsia="SimHei" w:cs="Times New Roman"/>
-          <w:b/>
-          <w:color w:val="17324D"/>
-          <w:sz w:val="44"/>
-        </w:rPr>
-        <w:t>第一轮化学原理</w:t>
-      </w:r>
-      <w:r>
-        <w:rPr>
-          <w:rFonts w:ascii="Times New Roman" w:hAnsi="Times New Roman" w:eastAsia="Times New Roman" w:cs="Times New Roman"/>
-          <w:b/>
-          <w:color w:val="17324D"/>
-          <w:sz w:val="44"/>
-        </w:rPr>
-        <w:t>·</w:t>
-      </w:r>
-      <w:r>
-        <w:rPr>
-          <w:rFonts w:ascii="Times New Roman" w:hAnsi="Times New Roman" w:eastAsia="SimHei" w:cs="Times New Roman"/>
-          <w:b/>
-          <w:color w:val="17324D"/>
-          <w:sz w:val="44"/>
-        </w:rPr>
-        <w:t>化学平衡</w:t>
-      </w:r>
-      <w:r>
-        <w:rPr>
-          <w:rFonts w:ascii="Times New Roman" w:hAnsi="Times New Roman" w:eastAsia="Times New Roman" w:cs="Times New Roman"/>
-          <w:b/>
-          <w:color w:val="17324D"/>
-          <w:sz w:val="44"/>
-        </w:rPr>
-        <w:t xml:space="preserve"> </w:t>
-      </w:r>
-      <w:r>
-        <w:rPr>
-          <w:rFonts w:ascii="Times New Roman" w:hAnsi="Times New Roman" w:eastAsia="SimHei" w:cs="Times New Roman"/>
-          <w:b/>
-          <w:color w:val="17324D"/>
-          <w:sz w:val="44"/>
-        </w:rPr>
-        <w:t>习题集</w:t>
-      </w:r>
-    </w:p>
-    <w:p>
-      <w:pPr>
-        <w:spacing w:after="600" w:before="120" w:line="276" w:lineRule="auto"/>
-        <w:jc w:val="center"/>
-        <w:pBdr>
-          <w:bottom w:val="single" w:sz="8" w:space="4" w:color="4A6577"/>
-        </w:pBdr>
-      </w:pPr>
-    </w:p>
-    <w:p>
-      <w:pPr>
-        <w:spacing w:after="160" w:before="0" w:line="276" w:lineRule="auto"/>
-        <w:jc w:val="center"/>
-      </w:pPr>
-      <w:r>
-        <w:rPr>
-          <w:rFonts w:ascii="Times New Roman" w:hAnsi="Times New Roman" w:eastAsia="FangSong" w:cs="Times New Roman"/>
-          <w:b w:val="0"/>
-          <w:color w:val="5B6975"/>
-          <w:sz w:val="24"/>
-        </w:rPr>
-        <w:t>题量</w:t>
-      </w:r>
-      <w:r>
-        <w:rPr>
-          <w:rFonts w:ascii="Times New Roman" w:hAnsi="Times New Roman" w:eastAsia="Times New Roman" w:cs="Times New Roman"/>
-          <w:b w:val="0"/>
-          <w:color w:val="5B6975"/>
-          <w:sz w:val="24"/>
-        </w:rPr>
-        <w:t>：55</w:t>
-      </w:r>
-    </w:p>
-    <w:p>
-      <w:pPr>
-        <w:spacing w:after="160" w:before="0" w:line="276" w:lineRule="auto"/>
-        <w:jc w:val="center"/>
-      </w:pPr>
-      <w:r>
-        <w:rPr>
-          <w:rFonts w:ascii="Times New Roman" w:hAnsi="Times New Roman" w:eastAsia="FangSong" w:cs="Times New Roman"/>
-          <w:b w:val="0"/>
-          <w:color w:val="5B6975"/>
-          <w:sz w:val="24"/>
-        </w:rPr>
-        <w:t>日期</w:t>
-      </w:r>
-      <w:r>
-        <w:rPr>
-          <w:rFonts w:ascii="Times New Roman" w:hAnsi="Times New Roman" w:eastAsia="Times New Roman" w:cs="Times New Roman"/>
-          <w:b w:val="0"/>
-          <w:color w:val="5B6975"/>
-          <w:sz w:val="24"/>
-        </w:rPr>
-        <w:t>：2026-09-06</w:t>
-      </w:r>
-    </w:p>
-    <w:p>
-      <w:pPr>
-        <w:jc w:val="center"/>
-      </w:pPr>
-      <w:r>
-        <w:rPr>
-          <w:rFonts w:ascii="Times New Roman" w:hAnsi="Times New Roman" w:eastAsia="Times New Roman" w:cs="Times New Roman"/>
-        </w:rPr>
-        <w:br w:type="page"/>
-      </w:r>
-    </w:p>
     <w:p>
       <w:pPr>
         <w:pStyle w:val="Heading1"/>
